--- a/rapports/16_02_2026/BLONDIN/coh_EQ26_sup_122101000002.docx
+++ b/rapports/16_02_2026/BLONDIN/coh_EQ26_sup_122101000002.docx
@@ -25,7 +25,7 @@
         <w:br/>
         <w:t>Grappe: 122101000002</w:t>
         <w:br/>
-        <w:t>Date: 16/02/2026 a 12:40</w:t>
+        <w:t>Date: 16/02/2026 a 12:58</w:t>
       </w:r>
     </w:p>
     <w:p/>
@@ -3953,7 +3953,7 @@
         <w:rPr>
           <w:sz w:val="20"/>
         </w:rPr>
-        <w:t>- L'entreprise vendeur de boutique dit avoir réçu une somme sur la vente de ces produits transformés (s10q48 est differnt de 0) mais n'a depensé aucune somme sur l'achat des matières premières (s10q49==0), prière de fournir de l'effort pour estimer le montant obtenu en achat de matières premières. Cette entreprise vendeur de boutique dit avoir obtenu une valeur sur les marchandises vendu en etat et les marchandises vendu après transformation. L'entreprise vendeur de boutique est généralement une entreprise commerciale ou de service dont elle ne depense pas en achat de matières premières.Elle ne transforme pas de produit donc ne peut pas obtenir un montant sur la vente des produits transformés (10.48 ou 10.49). Prière de mettre 0 pour ces questions si elles ne font pas de transformation. Le salaire qu'une personne de cette catégorie (10.62) a travaillé(e) dans cette entreprise vendeur de boutique est élevé ou faible. Prière de confirmer cette information avec le QG ou de corriger.</w:t>
+        <w:t>- L'entreprise vendeur de boutique dit avoir réçu une somme sur la vente de ces produits transformés (s10q48 est differnt de 0) mais n'a depensé aucune somme sur l'achat des matières premières (s10q49==0), prière de fournir de l'effort pour estimer le montant obtenu en achat de matières premières. Cette entreprise vendeur de boutique dit avoir obtenu une valeur sur les marchandises vendu en etat et les marchandises vendu après transformation. L'entreprise vendeur de boutique est généralement une entreprise commerciale ou de service dont elle ne depense pas en achat de matières premières.Elle ne transforme pas de produit donc ne peut pas obtenir un montant sur la vente des produits transformés (10.48 ou 10.49). Prière de mettre 0 pour ces questions si elles ne font pas de transformation.</w:t>
       </w:r>
     </w:p>
     <w:p>

--- a/rapports/16_02_2026/BLONDIN/coh_EQ26_sup_122101000002.docx
+++ b/rapports/16_02_2026/BLONDIN/coh_EQ26_sup_122101000002.docx
@@ -25,7 +25,7 @@
         <w:br/>
         <w:t>Grappe: 122101000002</w:t>
         <w:br/>
-        <w:t>Date: 16/02/2026 a 12:58</w:t>
+        <w:t>Date: 16/02/2026 a 13:05</w:t>
       </w:r>
     </w:p>
     <w:p/>
@@ -119,7 +119,7 @@
           </w:tcPr>
           <w:p>
             <w:r>
-              <w:t>28</w:t>
+              <w:t>27</w:t>
             </w:r>
           </w:p>
         </w:tc>
@@ -975,7 +975,7 @@
         <w:rPr>
           <w:sz w:val="20"/>
         </w:rPr>
-        <w:t>- Attention ! Le prix unitaire d'achat (200 Fcfa) de Ail en Tas (Moyen) est relativement élevé par rapport aux autres prix observés dans cette zone. Prière de corriger ou de confirmer avec le QG. Attention ! Le prix unitaire d'achat (400 Fcfa) de Lait en poudre en Sachets (Moyen) est relativement élevé par rapport aux autres prix observés dans cette zone. Prière de corriger ou de confirmer avec le QG. Avertissement!! le prix unitaire (125 Fcfa) de Thé en sachet (unité: Sachets) de taille Moyen est très faible ou élevé. Prière de corriger ou de confirmer avec le QG. Avertissement!!! Le ménage a consommé 1 Bidon 20l taille unique de Huile de palme raffinée, cette quantité semble anormale pour une consommation des 7 derniers jours, prière de verifier et corriger. Avertissement!!! Le ménage a consommé 1 Seau de 10l taille unique de Pâte d'arachide, cette quantité semble anormale pour une consommation des 7 derniers jours, prière de verifier et corriger. Incohérence!! Dans ce ménage, chaque individus consomme par jour 12.15958 Kg  de cereale; Prière de revoir les quantités prises de ces produits. Le prix d'achat unitaire (100 Fcfa) de Riz importé parfumé en Kg de taille  taille unique  est très faible, prière de regarder les reponses prises dans les questions s07bq07a s07bq07b s07bq07c s07bq08 pour mieux corriger. Attention ! Le prix unitaire d'achat (100 Fcfa) de Riz importé parfumé en Kg (taille unique) est relativement faible par rapport aux autres prix observés dans cette zone. Prière de corriger ou de confirmer avec le QG. Le ménage a consommé 1 Sac (25 Kg) taille unique de Mil, cette quantité semble anormale pour une consommation des 7 derniers jours. prière de verifier et corriger ou confirmer avec le QG. Le ménage a consommé 1 Sac (25 Kg) taille unique de Sel, cette quantité semble anormale pour une consommation des 7 derniers jours. prière de verifier et corriger ou confirmer avec le QG. Le prix d'achat unitaire (700 Fcfa) de Sel en Sac (25 Kg) de taille taille unique est très faible, prière de regarder les reponses prises dans les questions s07bq07a s07bq07b s07bq07c s07bq08 pour mieux corriger. Difficile de consommer le Sel en Sac (25 Kg) taille unique prière de verifier.</w:t>
+        <w:t>- Attention ! Le prix unitaire d'achat (200 Fcfa) de Ail en Tas (Moyen) est relativement élevé par rapport aux autres prix observés dans cette zone. Prière de corriger ou de confirmer avec le QG. Avertissement!! le prix unitaire (125 Fcfa) de Thé en sachet (unité: Sachets) de taille Moyen est très faible ou élevé. Prière de corriger ou de confirmer avec le QG. Avertissement!!! Le ménage a consommé 1 Bidon 20l taille unique de Huile de palme raffinée, cette quantité semble anormale pour une consommation des 7 derniers jours, prière de verifier et corriger. Avertissement!!! Le ménage a consommé 1 Seau de 10l taille unique de Pâte d'arachide, cette quantité semble anormale pour une consommation des 7 derniers jours, prière de verifier et corriger. Incohérence!! Dans ce ménage, chaque individus consomme par jour 22.83496 Kg  de cereale; Prière de revoir les quantités prises de ces produits. Le prix d'achat unitaire (100 Fcfa) de Riz importé parfumé en Kg de taille  taille unique  est très faible, prière de regarder les reponses prises dans les questions s07bq07a s07bq07b s07bq07c s07bq08 pour mieux corriger. Attention ! Le prix unitaire d'achat (100 Fcfa) de Riz importé parfumé en Kg (taille unique) est relativement faible par rapport aux autres prix observés dans cette zone. Prière de corriger ou de confirmer avec le QG. Le ménage a consommé 1 Sac (25 Kg) taille unique de Mil, cette quantité semble anormale pour une consommation des 7 derniers jours. prière de verifier et corriger ou confirmer avec le QG. Le ménage a consommé 1 Sac (25 Kg) taille unique de Sel, cette quantité semble anormale pour une consommation des 7 derniers jours. prière de verifier et corriger ou confirmer avec le QG. Le prix d'achat unitaire (700 Fcfa) de Sel en Sac (25 Kg) de taille taille unique est très faible, prière de regarder les reponses prises dans les questions s07bq07a s07bq07b s07bq07c s07bq08 pour mieux corriger. Difficile de consommer le Sel en Sac (25 Kg) taille unique prière de verifier.</w:t>
       </w:r>
     </w:p>
     <w:p>
@@ -1560,7 +1560,7 @@
         <w:rPr>
           <w:sz w:val="20"/>
         </w:rPr>
-        <w:t>- Attention ! Le prix unitaire d'achat (200 Fcfa) de Aubergine   en Tas (Moyen) est relativement élevé par rapport aux autres prix observés dans cette zone. Prière de corriger ou de confirmer avec le QG. Avertissement!! La quantité (4.5 litre) du produit Huile d'arachide raffinée consommée  par le ménage semble très élevé, prière de corriger ou confirmer avec le QG. Avertissement!!! Le ménage a consommé 7 Paquet Petit de Thé en sachet, cette quantité semble anormale pour une consommation des 7 derniers jours.Prière de corriger ou de confirmer avec le QG. Avertissement!! le prix unitaire (100 Fcfa) de Thé en sachet (unité: Paquet) de taille Petit est très faible ou élevé. Prière de corriger ou de confirmer avec le QG. Incohérence!! Dans ce ménage, chaque individus consomme par jour 54.486 Kg  de cereale; Prière de revoir les quantités prises de ces produits. Incohérence!! Dans ce ménage, chaque individus consomme par jour 54.486 Kg  de cereale; Prière de revoir les quantités prises de ces produits.</w:t>
+        <w:t>- Attention ! Le prix unitaire d'achat (200 Fcfa) de Aubergine   en Tas (Moyen) est relativement élevé par rapport aux autres prix observés dans cette zone. Prière de corriger ou de confirmer avec le QG. Attention ! Le prix unitaire d'achat (25 Fcfa) de Cube alimentaire (Maggi, Jumbo, ) en Cube (Petit) est relativement faible par rapport aux autres prix observés dans cette zone. Prière de corriger ou de confirmer avec le QG. Attention ! Le prix unitaire d'achat (50 Fcfa) de Courge en Morceau (Portion) (Moyen) est relativement faible par rapport aux autres prix observés dans cette zone. Prière de corriger ou de confirmer avec le QG. Avertissement!! La quantité (4.5 litre) du produit Huile d'arachide raffinée consommée  par le ménage semble très élevé, prière de corriger ou confirmer avec le QG. Avertissement!!! Le ménage a consommé 7 Paquet Petit de Thé en sachet, cette quantité semble anormale pour une consommation des 7 derniers jours.Prière de corriger ou de confirmer avec le QG. Avertissement!! le prix unitaire (100 Fcfa) de Thé en sachet (unité: Paquet) de taille Petit est très faible ou élevé. Prière de corriger ou de confirmer avec le QG. Incohérence!! Dans ce ménage, chaque individus consomme par jour 87.95029 Kg  de cereale; Prière de revoir les quantités prises de ces produits. Incohérence!! Dans ce ménage, chaque individus consomme par jour 87.95029 Kg  de cereale; Prière de revoir les quantités prises de ces produits. Attention ! Le prix unitaire d'achat (350 Fcfa) de Riz importé parfumé en Kg (taille unique) est relativement faible par rapport aux autres prix observés dans cette zone. Prière de corriger ou de confirmer avec le QG.</w:t>
       </w:r>
     </w:p>
     <w:p>
@@ -1665,8 +1665,6 @@
         <w:rPr>
           <w:sz w:val="20"/>
         </w:rPr>
-        <w:t xml:space="preserve">- Attention ! Tapis a été achété à 2000 Fcfa est relativement faible par rapport aux autres prix d'achat observés dans cette zone. Prière de corriger ou de confirmer avec le QG. </w:t>
-        <w:br/>
         <w:t>- Le nombre d'article ( Salon  (Fauteuils et table basse))  dans ce ménages est élevé (4), prière de corriger ou confirmer avec le QG.</w:t>
       </w:r>
     </w:p>
@@ -2053,7 +2051,7 @@
         <w:rPr>
           <w:sz w:val="20"/>
         </w:rPr>
-        <w:t xml:space="preserve">- Peu probable! Abdoulaye Ndour  n'arrive pas  à comprendre un petit texte lu dans une langue locale (s02q03). Veuillez corriger ou donner des explications au QG. Avertissement!!! L'âge de Abdoulaye Ndour avec son niveau d'étude ( Secondaire général ou technique) semble incoherent, veuillez confirmer cette information avec le QG ou corriger l'incohérence. Attention ! Le frais de scolarité (45000 Fcfa) de Abdoulaye Ndour en 2ème année de Secondaire 2 Général est relativement élevé par rapport aux autres frais de scolarités observés dans cette zone. Prière de corriger ou de confirmer avec le QG. </w:t>
+        <w:t xml:space="preserve">- Peu probable! Abdoulaye Ndour  n'arrive pas  à comprendre un petit texte lu dans une langue locale (s02q03). Veuillez corriger ou donner des explications au QG. Avertissement!!! L'âge de Abdoulaye Ndour avec son niveau d'étude ( Secondaire général ou technique) semble incoherent, veuillez confirmer cette information avec le QG ou corriger l'incohérence. Attention ! Le frais de scolarité (45000 Fcfa) de Abdoulaye Ndour en 3ème année de Secondaire 2 Général est relativement élevé par rapport aux autres frais de scolarités observés dans cette zone. Prière de corriger ou de confirmer avec le QG. </w:t>
         <w:br/>
         <w:t xml:space="preserve">- Peu probable! Fatou DioufN2  n'arrive pas  à comprendre un petit texte lu dans une langue locale (s02q03). Veuillez corriger ou donner des explications au QG. Dans les milieux urbains c'est peu probable de voir une école dont les élèves ou étudiants ne dépensent pas en frais d'uniformes, prière de verifier pour Fatou DioufN2 et corriger ou confirmer avec le QG. Attention ! Le frais de scolarité (9000 Fcfa) de Fatou DioufN2 en 3ème année de Primaire est relativement élevé par rapport aux autres frais de scolarités observés dans cette zone. Prière de corriger ou de confirmer avec le QG. </w:t>
         <w:br/>
@@ -2063,7 +2061,7 @@
         <w:br/>
         <w:t xml:space="preserve">- Peu probable! Mamadou Ndour  n'arrive pas  à comprendre un petit texte lu dans une langue locale (s02q03). Veuillez corriger ou donner des explications au QG. </w:t>
         <w:br/>
-        <w:t>- Peu probable! Mouhamed moustapha ndour  n'arrive pas  à comprendre un petit texte lu dans une langue locale (s02q03). Veuillez corriger ou donner des explications au QG. Dans les milieux urbains c'est peu probable de voir une école dont les élèves ou étudiants ne dépensent pas en frais d'uniformes, prière de verifier pour Mouhamed moustapha ndour et corriger ou confirmer avec le QG. Attention ! Le frais de scolarité (75000 Fcfa) de Mouhamed moustapha ndour en 2ème année de Secondaire 2 Général est relativement élevé par rapport aux autres frais de scolarités observés dans cette zone. Prière de corriger ou de confirmer avec le QG.</w:t>
+        <w:t>- Peu probable! Mouhamed moustapha ndour  n'arrive pas  à comprendre un petit texte lu dans une langue locale (s02q03). Veuillez corriger ou donner des explications au QG. Dans les milieux urbains c'est peu probable de voir une école dont les élèves ou étudiants ne dépensent pas en frais d'uniformes, prière de verifier pour Mouhamed moustapha ndour et corriger ou confirmer avec le QG.</w:t>
       </w:r>
     </w:p>
     <w:p>
@@ -2105,7 +2103,7 @@
         <w:rPr>
           <w:sz w:val="20"/>
         </w:rPr>
-        <w:t>- Attention ! Le prix unitaire d'achat (100 Fcfa) de Soumbala (moutarde africaine) en Sachets (Petit) est relativement élevé par rapport aux autres prix observés dans cette zone. Prière de corriger ou de confirmer avec le QG. Avertissement!! le prix unitaire (100 Fcfa) de Thé en sachet (unité: Sachets) de taille Petit est très faible ou élevé. Prière de corriger ou de confirmer avec le QG. Avertissement!!! Le ménage a consommé 10 Kg taille unique de Sucre en poudre , cette quantité semble anormale pour une consommation des 7 derniers jours.Prière de corriger ou de confirmer avec le QG. Attention ! Soupçons de quantité anormale! Le ménage de MAMADOU NDOUR avec une taille de 6 personnes a consommé 10 Kg en taille unique de Sucre en poudre  qui est relativement élevé comme consommation par rapport à la condition de vie des autres ménages de même taille dans cette zone. Prière de corriger ou de confirmer avec le QG. Avertissement!!! Le ménage a consommé 8 Tas Moyen de Capitaine frais, cette quantité semble anormale pour une consommation des 7 derniers jours.Prière de corriger ou de confirmer avec le QG. Incohérence!! Dans ce ménage, chaque individus consomme par jour 37.70833 Kg  de cereale; Prière de revoir les quantités prises de ces produits. Le prix d'achat unitaire (1000 Fcfa) de Sel en Sac (5 Kg) de taille taille unique est très faible, prière de regarder les reponses prises dans les questions s07bq07a s07bq07b s07bq07c s07bq08 pour mieux corriger. Difficile de consommer le Sel en Sac (5 Kg) taille unique prière de verifier.</w:t>
+        <w:t>- Attention ! Le prix unitaire d'achat (100 Fcfa) de Soumbala (moutarde africaine) en Sachets (Petit) est relativement élevé par rapport aux autres prix observés dans cette zone. Prière de corriger ou de confirmer avec le QG. Avertissement!! le prix unitaire (100 Fcfa) de Thé en sachet (unité: Sachets) de taille Petit est très faible ou élevé. Prière de corriger ou de confirmer avec le QG. Avertissement!!! Le ménage a consommé 10 Kg taille unique de Sucre en poudre , cette quantité semble anormale pour une consommation des 7 derniers jours.Prière de corriger ou de confirmer avec le QG. Attention ! Soupçons de quantité anormale! Le ménage de MAMADOU NDOUR avec une taille de 6 personnes a consommé 10 Kg en taille unique de Sucre en poudre  qui est relativement élevé comme consommation par rapport à la condition de vie des autres ménages de même taille dans cette zone. Prière de corriger ou de confirmer avec le QG. Avertissement!!! Le ménage a consommé 8 Tas Moyen de Capitaine frais, cette quantité semble anormale pour une consommation des 7 derniers jours.Prière de corriger ou de confirmer avec le QG. Incohérence!! Dans ce ménage, chaque individus consomme par jour 63.81548 Kg  de cereale; Prière de revoir les quantités prises de ces produits. Le prix d'achat unitaire (1000 Fcfa) de Sel en Sac (5 Kg) de taille taille unique est très faible, prière de regarder les reponses prises dans les questions s07bq07a s07bq07b s07bq07c s07bq08 pour mieux corriger. Difficile de consommer le Sel en Sac (5 Kg) taille unique prière de verifier.</w:t>
       </w:r>
     </w:p>
     <w:p>
@@ -2699,7 +2697,7 @@
         <w:rPr>
           <w:sz w:val="20"/>
         </w:rPr>
-        <w:t>- Avertissement!! le prix unitaire (175 Fcfa) de Thé en sachet (unité: Sachets) de taille Moyen est très faible ou élevé. Prière de corriger ou de confirmer avec le QG. Avertissement!!! Le ménage a consommé 1 Bidon 20l taille unique de Huile de palme raffinée, cette quantité semble anormale pour une consommation des 7 derniers jours, prière de verifier et corriger. Avertissement!!! Le ménage a consommé 1 Carton Moyen de Lait frais stérilisé, demi écrémé. Difficile de consommer ce produit avec cette unité. Prière de verifier et corriger. Avertissement!!! Le ménage a consommé 1 Seau de 5l taille unique de Pâte d'arachide, cette quantité semble anormale pour une consommation des 7 derniers jours, prière de verifier et corriger. Incohérence!! Dans ce ménage, chaque individus consomme par jour 18.72095 Kg  de cereale; Prière de revoir les quantités prises de ces produits. Le ménage a consommé 1 Sac (25 Kg) taille unique de Sel, cette quantité semble anormale pour une consommation des 7 derniers jours. prière de verifier et corriger ou confirmer avec le QG. Difficile de consommer le Sel en Sac (25 Kg) taille unique prière de verifier.</w:t>
+        <w:t>- Attention ! Le prix unitaire d'achat (1500 Fcfa) de Capitaine frais en Pièce (Moyen) est relativement élevé par rapport aux autres prix observés dans cette zone. Prière de corriger ou de confirmer avec le QG. Attention ! Le prix unitaire d'achat (5000 Fcfa) de Café moulu en Kg (taille unique) est relativement élevé par rapport aux autres prix observés dans cette zone. Prière de corriger ou de confirmer avec le QG. Avertissement!! le prix unitaire (175 Fcfa) de Thé en sachet (unité: Sachets) de taille Moyen est très faible ou élevé. Prière de corriger ou de confirmer avec le QG. Avertissement!!! Le ménage a consommé 1 Bidon 20l taille unique de Huile de palme raffinée, cette quantité semble anormale pour une consommation des 7 derniers jours, prière de verifier et corriger. Avertissement!!! Le ménage a consommé 1 Carton Moyen de Lait frais stérilisé, demi écrémé. Difficile de consommer ce produit avec cette unité. Prière de verifier et corriger. Avertissement!!! Le ménage a consommé 1 Seau de 5l taille unique de Pâte d'arachide, cette quantité semble anormale pour une consommation des 7 derniers jours, prière de verifier et corriger. Incohérence!! Dans ce ménage, chaque individus consomme par jour 33.09428 Kg  de cereale; Prière de revoir les quantités prises de ces produits. Attention ! Le prix unitaire d'achat (350 Fcfa) de Riz importé parfumé en Kg (taille unique) est relativement faible par rapport aux autres prix observés dans cette zone. Prière de corriger ou de confirmer avec le QG. Le ménage a consommé 1 Sac (25 Kg) taille unique de Sel, cette quantité semble anormale pour une consommation des 7 derniers jours. prière de verifier et corriger ou confirmer avec le QG. Difficile de consommer le Sel en Sac (25 Kg) taille unique prière de verifier.</w:t>
       </w:r>
     </w:p>
     <w:p>
@@ -3227,13 +3225,13 @@
         <w:br/>
         <w:t xml:space="preserve">- Peu probable! Mamour Dramé  n'arrive pas  à comprendre un petit texte lu dans une langue locale (s02q03). Veuillez corriger ou donner des explications au QG. </w:t>
         <w:br/>
-        <w:t xml:space="preserve">- Peu probable! Mariama Dramé  n'arrive pas  à comprendre un petit texte lu dans une langue locale (s02q03). Veuillez corriger ou donner des explications au QG. </w:t>
+        <w:t xml:space="preserve">- Peu probable! Mariama Dramé  n'arrive pas  à comprendre un petit texte lu dans une langue locale (s02q03). Veuillez corriger ou donner des explications au QG. Attention ! Le frais de scolarité (5300 Fcfa) de Mariama Dramé en 2ème année de Secondaire 1 (Moyen) Général est relativement élevé par rapport aux autres frais de scolarités observés dans cette zone. Prière de corriger ou de confirmer avec le QG. </w:t>
         <w:br/>
         <w:t xml:space="preserve">- Peu probable! Ousseynou Dramé  n'arrive pas  à comprendre un petit texte lu dans une langue locale (s02q03). Veuillez corriger ou donner des explications au QG. </w:t>
         <w:br/>
         <w:t xml:space="preserve">- Peu probable! Penda Niang  n'arrive pas  à comprendre un petit texte lu dans une langue locale (s02q03). Veuillez corriger ou donner des explications au QG. Peu probable! Penda Niang  ne sait ni lire, ni écrire, ni comprendre dans aucune des langues  (s02q01,s02q02,s02q03). Veuillez corriger ou donner des explications au QG. </w:t>
         <w:br/>
-        <w:t>- Peu probable! Talla Dramé  n'arrive pas  à comprendre un petit texte lu dans une langue locale (s02q03). Veuillez corriger ou donner des explications au QG. Dans les milieux urbains c'est peu probable de voir une école dont les élèves ou étudiants ne dépensent pas en frais d'uniformes, prière de verifier pour Talla Dramé et corriger ou confirmer avec le QG.</w:t>
+        <w:t>- Peu probable! Talla Dramé  n'arrive pas  à comprendre un petit texte lu dans une langue locale (s02q03). Veuillez corriger ou donner des explications au QG. Dans les milieux urbains c'est peu probable de voir une école dont les élèves ou étudiants ne dépensent pas en frais d'uniformes, prière de verifier pour Talla Dramé et corriger ou confirmer avec le QG. Attention ! Le frais de scolarité (5000 Fcfa) de Talla Dramé en 3ème année de Primaire est relativement élevé par rapport aux autres frais de scolarités observés dans cette zone. Prière de corriger ou de confirmer avec le QG.</w:t>
       </w:r>
     </w:p>
     <w:p>
@@ -3254,7 +3252,7 @@
         <w:rPr>
           <w:sz w:val="20"/>
         </w:rPr>
-        <w:t>- Attention ! Le prix unitaire d'achat (400 Fcfa) de Lait en poudre en Sachets (Moyen) est relativement élevé par rapport aux autres prix observés dans cette zone. Prière de corriger ou de confirmer avec le QG. Avertissement!! le prix unitaire (100 Fcfa) de Thé en sachet (unité: Sachets) de taille Petit est très faible ou élevé. Prière de corriger ou de confirmer avec le QG. Avertissement!!! Le ménage a consommé 8 Pièce Moyen de Capitaine frais, cette quantité semble anormale pour une consommation des 7 derniers jours.Prière de corriger ou de confirmer avec le QG. Avertissement!!! Le ménage a consommé 9 Pièce Petit de Carpe séchée, cette quantité semble anormale pour une consommation des 7 derniers jours.Prière de corriger ou de confirmer avec le QG. Incohérence!! Dans ce ménage, chaque individus consomme par jour 9.441964 Kg  de cereale; Prière de revoir les quantités prises de ces produits. Incohérence!! Dans ce ménage, chaque individus consomme par jour 9.441964 Kg  de cereale; Prière de revoir les quantités prises de ces produits. Incohérence!! Dans ce ménage, chaque individus consomme par jour 9.441964 Kg  de cereale; Prière de revoir les quantités prises de ces produits. Le prix d'achat unitaire (150 Fcfa) de Maïs en grain en Kg de taille  taille unique  est très faible, prière de regarder les reponses prises dans les questions s07bq07a s07bq07b s07bq07c s07bq08 pour mieux corriger.</w:t>
+        <w:t>- Avertissement!! le prix unitaire (100 Fcfa) de Thé en sachet (unité: Sachets) de taille Petit est très faible ou élevé. Prière de corriger ou de confirmer avec le QG. Avertissement!!! Le ménage a consommé 8 Pièce Moyen de Capitaine frais, cette quantité semble anormale pour une consommation des 7 derniers jours.Prière de corriger ou de confirmer avec le QG. Avertissement!!! Le ménage a consommé 9 Pièce Petit de Carpe séchée, cette quantité semble anormale pour une consommation des 7 derniers jours.Prière de corriger ou de confirmer avec le QG. Incohérence!! Dans ce ménage, chaque individus consomme par jour 16.09589 Kg  de cereale; Prière de revoir les quantités prises de ces produits. Incohérence!! Dans ce ménage, chaque individus consomme par jour 16.09589 Kg  de cereale; Prière de revoir les quantités prises de ces produits. Incohérence!! Dans ce ménage, chaque individus consomme par jour 16.09589 Kg  de cereale; Prière de revoir les quantités prises de ces produits. Le prix d'achat unitaire (150 Fcfa) de Maïs en grain en Kg de taille  taille unique  est très faible, prière de regarder les reponses prises dans les questions s07bq07a s07bq07b s07bq07c s07bq08 pour mieux corriger.</w:t>
       </w:r>
     </w:p>
     <w:p>
@@ -3911,7 +3909,7 @@
         <w:rPr>
           <w:sz w:val="20"/>
         </w:rPr>
-        <w:t>- Attention ! Le prix unitaire d'achat (1000 Fcfa) de Manioc en tubercules en Tas (Moyen) est relativement élevé par rapport aux autres prix observés dans cette zone. Prière de corriger ou de confirmer avec le QG. Attention ! Le prix unitaire d'achat (1000 Fcfa) de Patate douce en Tas (Moyen) est relativement élevé par rapport aux autres prix observés dans cette zone. Prière de corriger ou de confirmer avec le QG. Attention ! Le prix unitaire d'achat (1500 Fcfa) de Pastèque en Pièce (Moyen) est relativement élevé par rapport aux autres prix observés dans cette zone. Prière de corriger ou de confirmer avec le QG. Attention ! Le prix unitaire d'achat (650 Fcfa) de Mâchoiron Frais en Kg (taille unique) est relativement faible par rapport aux autres prix observés dans cette zone. Prière de corriger ou de confirmer avec le QG. Avertissement!! le prix unitaire (150 Fcfa) de Thé en sachet (unité: Sachets) de taille Moyen est très faible ou élevé. Prière de corriger ou de confirmer avec le QG. Avertissement!!! Le ménage a consommé 1 Seau de 10l taille unique de Pâte d'arachide, cette quantité semble anormale pour une consommation des 7 derniers jours, prière de verifier et corriger. Incohérence!! Dans ce ménage, chaque individus consomme par jour 29.4146 Kg  de cereale; Prière de revoir les quantités prises de ces produits. Incohérence!! Dans ce ménage, chaque individus consomme par jour 29.4146 Kg  de cereale; Prière de revoir les quantités prises de ces produits. Le ménage a consommé 1 Sac (25 Kg) taille unique de Sel, cette quantité semble anormale pour une consommation des 7 derniers jours. prière de verifier et corriger ou confirmer avec le QG. Le prix d'achat unitaire (1100 Fcfa) de Sel en Sac (25 Kg) de taille taille unique est très faible, prière de regarder les reponses prises dans les questions s07bq07a s07bq07b s07bq07c s07bq08 pour mieux corriger. Difficile de consommer le Sel en Sac (25 Kg) taille unique prière de verifier.</w:t>
+        <w:t>- Attention ! Le prix unitaire d'achat (1000 Fcfa) de Manioc en tubercules en Tas (Moyen) est relativement élevé par rapport aux autres prix observés dans cette zone. Prière de corriger ou de confirmer avec le QG. Attention ! Le prix unitaire d'achat (1000 Fcfa) de Patate douce en Tas (Moyen) est relativement élevé par rapport aux autres prix observés dans cette zone. Prière de corriger ou de confirmer avec le QG. Attention ! Le prix unitaire d'achat (1500 Fcfa) de Pastèque en Pièce (Moyen) est relativement élevé par rapport aux autres prix observés dans cette zone. Prière de corriger ou de confirmer avec le QG. Attention ! Le prix unitaire d'achat (5000 Fcfa) de Café moulu en Kg (taille unique) est relativement élevé par rapport aux autres prix observés dans cette zone. Prière de corriger ou de confirmer avec le QG. Attention ! Le prix unitaire d'achat (650 Fcfa) de Mâchoiron Frais en Kg (taille unique) est relativement faible par rapport aux autres prix observés dans cette zone. Prière de corriger ou de confirmer avec le QG. Avertissement!! le prix unitaire (150 Fcfa) de Thé en sachet (unité: Sachets) de taille Moyen est très faible ou élevé. Prière de corriger ou de confirmer avec le QG. Avertissement!!! Le ménage a consommé 1 Seau de 10l taille unique de Pâte d'arachide, cette quantité semble anormale pour une consommation des 7 derniers jours, prière de verifier et corriger. Incohérence!! Dans ce ménage, chaque individus consomme par jour 50.88683 Kg  de cereale; Prière de revoir les quantités prises de ces produits. Incohérence!! Dans ce ménage, chaque individus consomme par jour 50.88683 Kg  de cereale; Prière de revoir les quantités prises de ces produits. Attention ! Le prix unitaire d'achat (350 Fcfa) de Riz importé parfumé en Kg (taille unique) est relativement faible par rapport aux autres prix observés dans cette zone. Prière de corriger ou de confirmer avec le QG. Le ménage a consommé 1 Sac (25 Kg) taille unique de Sel, cette quantité semble anormale pour une consommation des 7 derniers jours. prière de verifier et corriger ou confirmer avec le QG. Le prix d'achat unitaire (1100 Fcfa) de Sel en Sac (25 Kg) de taille taille unique est très faible, prière de regarder les reponses prises dans les questions s07bq07a s07bq07b s07bq07c s07bq08 pour mieux corriger. Difficile de consommer le Sel en Sac (25 Kg) taille unique prière de verifier.</w:t>
       </w:r>
     </w:p>
     <w:p>
@@ -4483,7 +4481,7 @@
         </w:rPr>
         <w:t xml:space="preserve">- Attention ! Le frais de scolarité (17500 Fcfa) de fallou diankha en 2ème année de Secondaire 1 (Moyen) Général est relativement élevé par rapport aux autres frais de scolarités observés dans cette zone. Prière de corriger ou de confirmer avec le QG. </w:t>
         <w:br/>
-        <w:t xml:space="preserve">- Dans les milieux urbains c'est peu probable de voir une école dont les élèves ou étudiants ne dépensent pas en frais d'uniformes, prière de verifier pour malick diankha et corriger ou confirmer avec le QG. Attention ! Le frais de scolarité (10000 Fcfa) de malick diankha en 6ème année de Primaire est relativement élevé par rapport aux autres frais de scolarités observés dans cette zone. Prière de corriger ou de confirmer avec le QG. </w:t>
+        <w:t xml:space="preserve">- Dans les milieux urbains c'est peu probable de voir une école dont les élèves ou étudiants ne dépensent pas en frais d'uniformes, prière de verifier pour malick diankha et corriger ou confirmer avec le QG. Attention ! Le frais de scolarité (10000 Fcfa) de malick diankha en 6ème année de Primaire est relativement élevé par rapport aux autres frais de scolarités observés dans cette zone. Prière de corriger ou de confirmer avec le QG. Attention ! Le frais de scolarité (4000 Fcfa) de malick diankha en 6ème année de Primaire est relativement élevé par rapport aux autres frais de scolarités observés dans cette zone. Prière de corriger ou de confirmer avec le QG. </w:t>
         <w:br/>
         <w:t>- Peu probable! MAREME DIANKHA  n'arrive pas  à comprendre un petit texte lu dans une langue locale (s02q03). Veuillez corriger ou donner des explications au QG. Peu probable! MAREME DIANKHA  ne sait ni lire, ni écrire, ni comprendre dans aucune des langues  (s02q01,s02q02,s02q03). Veuillez corriger ou donner des explications au QG.</w:t>
       </w:r>
@@ -4550,7 +4548,7 @@
         <w:rPr>
           <w:sz w:val="20"/>
         </w:rPr>
-        <w:t>- La dernière fois que vous avez acheté Jus de fruits type 1 (orange, ananas, bissap, gingembre, jus de cajou, etc.) est menage voisin et semble exister dans les modalités, prière de prendre attache avec le QG pour plus d'explication afin de la classer bien. Attention ! Le prix unitaire d'achat (700 Fcfa) de Mâchoiron séchée (Kon) en Tas (Moyen) est relativement élevé par rapport aux autres prix observés dans cette zone. Prière de corriger ou de confirmer avec le QG. Avertissement!! La quantité (7 litre) du produit Huile d'arachide raffinée consommée  par le ménage semble très élevé, prière de corriger ou confirmer avec le QG. Avertissement!!! Le ménage a consommé 7 Paquet Petit de Thé en sachet, cette quantité semble anormale pour une consommation des 7 derniers jours.Prière de corriger ou de confirmer avec le QG. Avertissement!! le prix unitaire (100 Fcfa) de Thé en sachet (unité: Paquet) de taille Petit est très faible ou élevé. Prière de corriger ou de confirmer avec le QG. Incohérence!! Dans ce ménage, chaque individus consomme par jour 25.41234 Kg  de cereale; Prière de revoir les quantités prises de ces produits. Incohérence!! Dans ce ménage, chaque individus consomme par jour 25.41234 Kg  de cereale; Prière de revoir les quantités prises de ces produits. Incohérence!! Dans ce ménage, chaque individus consomme par jour 25.41234 Kg  de cereale; Prière de revoir les quantités prises de ces produits. Attention ! Soupçons de quantité anormale! Le ménage de MAREME DIANKHA avec une taille de 11 personnes a consommé 24 Kg en taille unique de Riz importé parfumé qui est relativement élevé comme consommation par rapport à la condition de vie des autres ménages de même taille dans cette zone. Prière de corriger ou de confirmer avec le QG.</w:t>
+        <w:t>- La dernière fois que vous avez acheté Jus de fruits type 1 (orange, ananas, bissap, gingembre, jus de cajou, etc.) est menage voisin et semble exister dans les modalités, prière de prendre attache avec le QG pour plus d'explication afin de la classer bien. Attention ! Le prix unitaire d'achat (100 Fcfa) de Feuilles de patate en Sachets (Petit) est relativement élevé par rapport aux autres prix observés dans cette zone. Prière de corriger ou de confirmer avec le QG. Attention ! Le prix unitaire d'achat (25 Fcfa) de Cube alimentaire (Maggi, Jumbo, ) en Cube (Petit) est relativement faible par rapport aux autres prix observés dans cette zone. Prière de corriger ou de confirmer avec le QG. Attention ! Le prix unitaire d'achat (50 Fcfa) de Caramel, bonbons, confiseries, etc. en Pièce (Petit) est relativement élevé par rapport aux autres prix observés dans cette zone. Prière de corriger ou de confirmer avec le QG. Attention ! Le prix unitaire d'achat (50 Fcfa) de Courge en Morceau (Portion) (Moyen) est relativement faible par rapport aux autres prix observés dans cette zone. Prière de corriger ou de confirmer avec le QG. Attention ! Le prix unitaire d'achat (50 Fcfa) de Eau minérale/filtrée en sachet en Sachets industriel (Petit) est relativement élevé par rapport aux autres prix observés dans cette zone. Prière de corriger ou de confirmer avec le QG. Attention ! Le prix unitaire d'achat (700 Fcfa) de Mâchoiron séchée (Kon) en Tas (Moyen) est relativement élevé par rapport aux autres prix observés dans cette zone. Prière de corriger ou de confirmer avec le QG. Attention ! Soupçons de quantité anormale! Le ménage de MAREME DIANKHA avec une taille de 11 personnes a consommé 5.5 Kg en taille unique de Oignon frais qui est relativement élevé comme consommation par rapport à la condition de vie des autres ménages de même taille dans cette zone. Prière de corriger ou de confirmer avec le QG. Avertissement!! La quantité (7 litre) du produit Huile d'arachide raffinée consommée  par le ménage semble très élevé, prière de corriger ou confirmer avec le QG. Avertissement!!! Le ménage a consommé 7 Paquet Petit de Thé en sachet, cette quantité semble anormale pour une consommation des 7 derniers jours.Prière de corriger ou de confirmer avec le QG. Avertissement!! le prix unitaire (100 Fcfa) de Thé en sachet (unité: Paquet) de taille Petit est très faible ou élevé. Prière de corriger ou de confirmer avec le QG. Incohérence!! Dans ce ménage, chaque individus consomme par jour 41.02273 Kg  de cereale; Prière de revoir les quantités prises de ces produits. Incohérence!! Dans ce ménage, chaque individus consomme par jour 41.02273 Kg  de cereale; Prière de revoir les quantités prises de ces produits. Incohérence!! Dans ce ménage, chaque individus consomme par jour 41.02273 Kg  de cereale; Prière de revoir les quantités prises de ces produits. Attention ! Le prix unitaire d'achat (350 Fcfa) de Riz importé parfumé en Kg (taille unique) est relativement faible par rapport aux autres prix observés dans cette zone. Prière de corriger ou de confirmer avec le QG. Attention ! Soupçons de quantité anormale! Le ménage de MAREME DIANKHA avec une taille de 11 personnes a consommé 24 Kg en taille unique de Riz importé parfumé qui est relativement élevé comme consommation par rapport à la condition de vie des autres ménages de même taille dans cette zone. Prière de corriger ou de confirmer avec le QG.</w:t>
       </w:r>
     </w:p>
     <w:p>
@@ -5102,7 +5100,7 @@
           <w:color w:val="4672C4"/>
           <w:sz w:val="22"/>
         </w:rPr>
-        <w:t>&gt;&gt; Section7a1 - Repas pris a l'exterieur du menage</w:t>
+        <w:t>&gt;&gt; Section7b - Consommation alimentaire - 7 jours</w:t>
       </w:r>
     </w:p>
     <w:p>
@@ -5113,28 +5111,7 @@
         <w:rPr>
           <w:sz w:val="20"/>
         </w:rPr>
-        <w:t>- Attention ! La somme des repas pris à l'extérieur pour l'ensemble du ménage et pour les membres du ménage est identique, êtes-vous sûr de ne pas avoir reconduit les mêmes informations? Prière de vérifier et corriger ou de confirmer avec le QG.</w:t>
-      </w:r>
-    </w:p>
-    <w:p>
-      <w:r>
-        <w:rPr>
-          <w:b/>
-          <w:color w:val="4672C4"/>
-          <w:sz w:val="22"/>
-        </w:rPr>
-        <w:t>&gt;&gt; Section7b - Consommation alimentaire - 7 jours</w:t>
-      </w:r>
-    </w:p>
-    <w:p>
-      <w:pPr>
-        <w:ind w:left="283"/>
-      </w:pPr>
-      <w:r>
-        <w:rPr>
-          <w:sz w:val="20"/>
-        </w:rPr>
-        <w:t>- Attention ! Le prix unitaire d'achat (100 Fcfa) de Soumbala (moutarde africaine) en Sachets (Petit) est relativement élevé par rapport aux autres prix observés dans cette zone. Prière de corriger ou de confirmer avec le QG. Attention ! Le prix unitaire d'achat (350 Fcfa) de Café moulu en Sachets (Petit) est relativement élevé par rapport aux autres prix observés dans cette zone. Prière de corriger ou de confirmer avec le QG. Avertissement!! La quantité (5 litre) du produit Huile de palme raffinée consommée  par le ménage semble très élevé, prière de corriger ou confirmer avec le QG. Avertissement!! le prix unitaire (100 Fcfa) de Thé en sachet (unité: Sachets) de taille Petit est très faible ou élevé. Prière de corriger ou de confirmer avec le QG. Avertissement!!! Le ménage a consommé 10 Pièce Moyen de Mâchoiron séchée (Kon), cette quantité semble anormale pour une consommation des 7 derniers jours.Prière de corriger ou de confirmer avec le QG. Incohérence!! Dans ce ménage, chaque individus consomme par jour 16.03703 Kg  de cereale; Prière de revoir les quantités prises de ces produits. Incohérence!! Dans ce ménage, chaque individus consomme par jour 16.03703 Kg  de cereale; Prière de revoir les quantités prises de ces produits. Incohérence!! Dans ce ménage, chaque individus consomme par jour 16.03703 Kg  de cereale; Prière de revoir les quantités prises de ces produits.</w:t>
+        <w:t>- Attention ! Le prix unitaire d'achat (100 Fcfa) de Soumbala (moutarde africaine) en Sachets (Petit) est relativement élevé par rapport aux autres prix observés dans cette zone. Prière de corriger ou de confirmer avec le QG. Attention ! Le prix unitaire d'achat (150 Fcfa) de Oignon frais en Tas (Petit) est relativement élevé par rapport aux autres prix observés dans cette zone. Prière de corriger ou de confirmer avec le QG. Attention ! Le prix unitaire d'achat (350 Fcfa) de Café moulu en Sachets (Petit) est relativement élevé par rapport aux autres prix observés dans cette zone. Prière de corriger ou de confirmer avec le QG. Avertissement!! La quantité (5 litre) du produit Huile de palme raffinée consommée  par le ménage semble très élevé, prière de corriger ou confirmer avec le QG. Avertissement!! le prix unitaire (100 Fcfa) de Thé en sachet (unité: Sachets) de taille Petit est très faible ou élevé. Prière de corriger ou de confirmer avec le QG. Avertissement!!! Le ménage a consommé 10 Pièce Moyen de Mâchoiron séchée (Kon), cette quantité semble anormale pour une consommation des 7 derniers jours.Prière de corriger ou de confirmer avec le QG. Incohérence!! Dans ce ménage, chaque individus consomme par jour 31.23758 Kg  de cereale; Prière de revoir les quantités prises de ces produits. Incohérence!! Dans ce ménage, chaque individus consomme par jour 31.23758 Kg  de cereale; Prière de revoir les quantités prises de ces produits. Incohérence!! Dans ce ménage, chaque individus consomme par jour 31.23758 Kg  de cereale; Prière de revoir les quantités prises de ces produits.</w:t>
       </w:r>
     </w:p>
     <w:p>
@@ -5660,9 +5637,9 @@
         <w:rPr>
           <w:sz w:val="20"/>
         </w:rPr>
-        <w:t xml:space="preserve">- Peu probable! Alassane dia  n'arrive pas  à comprendre un petit texte lu dans une langue locale (s02q03). Veuillez corriger ou donner des explications au QG. Peu probable! Alassane dia  ne sait ni lire, ni écrire, ni comprendre dans aucune des langues  (s02q01,s02q02,s02q03). Veuillez corriger ou donner des explications au QG. Le montant des frais pour les cahiers et autres matériels scolaires pour l'année scolaire de Alassane dia est de 0 FCFA, Alassane dia a fait comment pour payer ces cahiers et autres matériels scolaires (SAC, stylo, craie, ardoise, crayon...) ? prière de corriger. Attention ! Le frais de scolarité (5500 Fcfa) de Alassane dia en 1ére année de Maternelle est relativement élevé par rapport aux autres frais de scolarités observés dans cette zone. Prière de corriger ou de confirmer avec le QG. </w:t>
+        <w:t xml:space="preserve">- Peu probable! Alassane dia  n'arrive pas  à comprendre un petit texte lu dans une langue locale (s02q03). Veuillez corriger ou donner des explications au QG. Peu probable! Alassane dia  ne sait ni lire, ni écrire, ni comprendre dans aucune des langues  (s02q01,s02q02,s02q03). Veuillez corriger ou donner des explications au QG. Le montant des frais pour les cahiers et autres matériels scolaires pour l'année scolaire de Alassane dia est de 0 FCFA, Alassane dia a fait comment pour payer ces cahiers et autres matériels scolaires (SAC, stylo, craie, ardoise, crayon...) ? prière de corriger. </w:t>
         <w:br/>
-        <w:t>- Peu probable! Astou mbaye  n'arrive pas  à comprendre un petit texte lu dans une langue locale (s02q03). Veuillez corriger ou donner des explications au QG. Le montant des frais d'uniformes pour l'année scolaire de Astou mbaye est faible ou élevé. veuillez, s'il vous plait, confirmer ces informations avec le QG ou apporter les corrections nécessaires.</w:t>
+        <w:t xml:space="preserve">- Peu probable! Astou mbaye  n'arrive pas  à comprendre un petit texte lu dans une langue locale (s02q03). Veuillez corriger ou donner des explications au QG. Le montant des frais d'uniformes pour l'année scolaire de Astou mbaye est faible ou élevé. veuillez, s'il vous plait, confirmer ces informations avec le QG ou apporter les corrections nécessaires.Attention ! Le frais de scolarité (4500 Fcfa) de Astou mbaye en 2ème année de Secondaire 1 (Moyen) Général est relativement faible par rapport aux autres frais de scolarités observés dans cette zone. Prière de corriger ou de confirmer avec le QG. </w:t>
         <w:br/>
         <w:t xml:space="preserve">- Peu probable! Astou thiam  n'arrive pas  à comprendre un petit texte lu dans une langue locale (s02q03). Veuillez corriger ou donner des explications au QG. Peu probable! Astou thiam  ne sait ni lire, ni écrire, ni comprendre dans aucune des langues  (s02q01,s02q02,s02q03). Veuillez corriger ou donner des explications au QG. </w:t>
         <w:br/>
@@ -5680,25 +5657,25 @@
         <w:br/>
         <w:t xml:space="preserve">- Peu probable! Fatou mbaye  n'arrive pas  à comprendre un petit texte lu dans une langue locale (s02q03). Veuillez corriger ou donner des explications au QG. </w:t>
         <w:br/>
-        <w:t xml:space="preserve">- Peu probable! Mamadou mbaye  n'arrive pas  à comprendre un petit texte lu dans une langue locale (s02q03). Veuillez corriger ou donner des explications au QG. Dans les milieux urbains c'est peu probable de voir une école dont les élèves ou étudiants ne dépensent pas en frais d'uniformes, prière de verifier pour Mamadou mbaye et corriger ou confirmer avec le QG. Attention ! Le frais de scolarité (2000 Fcfa) de Mamadou mbaye en 5ème année de Primaire est relativement élevé par rapport aux autres frais de scolarités observés dans cette zone. Prière de corriger ou de confirmer avec le QG. </w:t>
+        <w:t xml:space="preserve">- Peu probable! Mamadou mbaye  n'arrive pas  à comprendre un petit texte lu dans une langue locale (s02q03). Veuillez corriger ou donner des explications au QG. Dans les milieux urbains c'est peu probable de voir une école dont les élèves ou étudiants ne dépensent pas en frais d'uniformes, prière de verifier pour Mamadou mbaye et corriger ou confirmer avec le QG. </w:t>
         <w:br/>
-        <w:t>- Peu probable! Mame Diarra mbaye  n'arrive pas  à comprendre un petit texte lu dans une langue locale (s02q03). Veuillez corriger ou donner des explications au QG. Le montant des frais d'uniformes pour l'année scolaire de Mame Diarra mbaye est faible ou élevé. veuillez, s'il vous plait, confirmer ces informations avec le QG ou apporter les corrections nécessaires.</w:t>
+        <w:t xml:space="preserve">- Peu probable! Mame Diarra mbaye  n'arrive pas  à comprendre un petit texte lu dans une langue locale (s02q03). Veuillez corriger ou donner des explications au QG. Le montant des frais d'uniformes pour l'année scolaire de Mame Diarra mbaye est faible ou élevé. veuillez, s'il vous plait, confirmer ces informations avec le QG ou apporter les corrections nécessaires.Attention ! Le frais de scolarité (4500 Fcfa) de Mame Diarra mbaye en 2ème année de Secondaire 1 (Moyen) Général est relativement faible par rapport aux autres frais de scolarités observés dans cette zone. Prière de corriger ou de confirmer avec le QG. </w:t>
         <w:br/>
         <w:t xml:space="preserve">- Peu probable! Mariétou wade  n'arrive pas  à comprendre un petit texte lu dans une langue locale (s02q03). Veuillez corriger ou donner des explications au QG. </w:t>
         <w:br/>
         <w:t xml:space="preserve">- Peu probable! Ndeye Absa diouf  n'arrive pas  à comprendre un petit texte lu dans une langue locale (s02q03). Veuillez corriger ou donner des explications au QG. </w:t>
         <w:br/>
-        <w:t xml:space="preserve">- Peu probable! Ndeye Boury Ly  n'arrive pas  à comprendre un petit texte lu dans une langue locale (s02q03). Veuillez corriger ou donner des explications au QG. Avertissement!!! L'âge de Ndeye Boury Ly avec son niveau d'étude (Fondamental 2) semble incoherent, veuillez confirmer cette information avec le QG ou corriger l'incohérence. Dans les milieux urbains c'est peu probable de voir une école dont les élèves ou étudiants ne dépensent pas en frais d'uniformes, prière de verifier pour Ndeye Boury Ly et corriger ou confirmer avec le QG. Attention ! Le frais de scolarité (12000 Fcfa) de Ndeye Boury Ly en 3ème année de Secondaire 1 (Moyen) Général est relativement élevé par rapport aux autres frais de scolarités observés dans cette zone. Prière de corriger ou de confirmer avec le QG. </w:t>
+        <w:t xml:space="preserve">- Peu probable! Ndeye Boury Ly  n'arrive pas  à comprendre un petit texte lu dans une langue locale (s02q03). Veuillez corriger ou donner des explications au QG. Avertissement!!! L'âge de Ndeye Boury Ly avec son niveau d'étude (Fondamental 2) semble incoherent, veuillez confirmer cette information avec le QG ou corriger l'incohérence. Dans les milieux urbains c'est peu probable de voir une école dont les élèves ou étudiants ne dépensent pas en frais d'uniformes, prière de verifier pour Ndeye Boury Ly et corriger ou confirmer avec le QG. </w:t>
         <w:br/>
         <w:t xml:space="preserve">- Peu probable! Ndeye thioro mbaye  n'arrive pas  à comprendre un petit texte lu dans une langue locale (s02q03). Veuillez corriger ou donner des explications au QG. Peu probable! Ndeye thioro mbaye  ne sait ni lire, ni écrire, ni comprendre dans aucune des langues  (s02q01,s02q02,s02q03). Veuillez corriger ou donner des explications au QG. </w:t>
         <w:br/>
         <w:t xml:space="preserve">- Peu probable! Noguaye mbaye  n'arrive pas  à comprendre un petit texte lu dans une langue locale (s02q03). Veuillez corriger ou donner des explications au QG. Dans les milieux urbains c'est peu probable de voir une école dont les élèves ou étudiants ne dépensent pas en frais d'uniformes, prière de verifier pour Noguaye mbaye et corriger ou confirmer avec le QG. </w:t>
         <w:br/>
-        <w:t xml:space="preserve">- Peu probable! Ramatoulaye Mbaye  n'arrive pas  à comprendre un petit texte lu dans une langue locale (s02q03). Veuillez corriger ou donner des explications au QG. Avertissement!!! L'âge de Ramatoulaye Mbaye avec son niveau d'étude (Fondamental 2) semble incoherent, veuillez confirmer cette information avec le QG ou corriger l'incohérence. </w:t>
+        <w:t xml:space="preserve">- Peu probable! Ramatoulaye Mbaye  n'arrive pas  à comprendre un petit texte lu dans une langue locale (s02q03). Veuillez corriger ou donner des explications au QG. Avertissement!!! L'âge de Ramatoulaye Mbaye avec son niveau d'étude (Fondamental 2) semble incoherent, veuillez confirmer cette information avec le QG ou corriger l'incohérence. Le montant des frais de cantines ou de restauration pour l'année scolaire de Ramatoulaye Mbaye est faible ou élevé. veuillez, s'il vous plait, confirmer ces informations avec le QG ou apporter les corrections nécessaires. </w:t>
         <w:br/>
-        <w:t>- Peu probable! Sa kewé mbaye  n'arrive pas  à comprendre un petit texte lu dans une langue locale (s02q03). Veuillez corriger ou donner des explications au QG. Le montant des frais d'uniformes pour l'année scolaire de Sa kewé mbaye est faible ou élevé. veuillez, s'il vous plait, confirmer ces informations avec le QG ou apporter les corrections nécessaires.</w:t>
+        <w:t xml:space="preserve">- Peu probable! Sa kewé mbaye  n'arrive pas  à comprendre un petit texte lu dans une langue locale (s02q03). Veuillez corriger ou donner des explications au QG. Le montant des frais d'uniformes pour l'année scolaire de Sa kewé mbaye est faible ou élevé. veuillez, s'il vous plait, confirmer ces informations avec le QG ou apporter les corrections nécessaires.Le montant des frais de cantines ou de restauration pour l'année scolaire de Sa kewé mbaye est faible ou élevé. veuillez, s'il vous plait, confirmer ces informations avec le QG ou apporter les corrections nécessaires. Attention ! Le frais de scolarité (4500 Fcfa) de Sa kewé mbaye en 2ème année de Secondaire 1 (Moyen) Général est relativement faible par rapport aux autres frais de scolarités observés dans cette zone. Prière de corriger ou de confirmer avec le QG. </w:t>
         <w:br/>
-        <w:t>- Peu probable! kewé niang  n'arrive pas  à comprendre un petit texte lu dans une langue locale (s02q03). Veuillez corriger ou donner des explications au QG. Le montant des frais d'uniformes pour l'année scolaire de kewé niang est faible ou élevé. veuillez, s'il vous plait, confirmer ces informations avec le QG ou apporter les corrections nécessaires.</w:t>
+        <w:t>- Peu probable! kewé niang  n'arrive pas  à comprendre un petit texte lu dans une langue locale (s02q03). Veuillez corriger ou donner des explications au QG. Le montant des frais d'uniformes pour l'année scolaire de kewé niang est faible ou élevé. veuillez, s'il vous plait, confirmer ces informations avec le QG ou apporter les corrections nécessaires.Attention ! Le frais de scolarité (4500 Fcfa) de kewé niang en 2ème année de Secondaire 1 (Moyen) Général est relativement faible par rapport aux autres frais de scolarités observés dans cette zone. Prière de corriger ou de confirmer avec le QG.</w:t>
       </w:r>
     </w:p>
     <w:p>
@@ -5860,7 +5837,7 @@
         <w:rPr>
           <w:sz w:val="20"/>
         </w:rPr>
-        <w:t>- Attention ! Le prix unitaire d'achat (100 Fcfa) de Soumbala (moutarde africaine) en Sachets (Petit) est relativement élevé par rapport aux autres prix observés dans cette zone. Prière de corriger ou de confirmer avec le QG. Attention ! Le prix unitaire d'achat (25 Fcfa) de Cube alimentaire (Maggi, Jumbo, ) en Cube (Moyen) est relativement faible par rapport aux autres prix observés dans cette zone. Prière de corriger ou de confirmer avec le QG. Attention ! Le prix unitaire d'achat (50 Fcfa) de Poireau en Tas (Moyen) est relativement faible par rapport aux autres prix observés dans cette zone. Prière de corriger ou de confirmer avec le QG. Avertissement!! le prix unitaire (150 Fcfa) de Thé en sachet (unité: Sachets) de taille Petit est très faible ou élevé. Prière de corriger ou de confirmer avec le QG. Avertissement!!! Le ménage a consommé 1 Bidon 20l taille unique de Huile de palme raffinée, cette quantité semble anormale pour une consommation des 7 derniers jours, prière de verifier et corriger. Attention ! Le prix unitaire d'achat (20000 Fcfa) de Huile de palme raffinée en Bidon 20l (taille unique) est relativement élevé par rapport aux autres prix observés dans cette zone. Prière de corriger ou de confirmer avec le QG. Avertissement!!! Le ménage a consommé 10 Sachets industriel Petit de Caramel, bonbons, confiseries, etc., cette quantité semble anormale pour une consommation des 7 derniers jours.Prière de corriger ou de confirmer avec le QG. Avertissement!!! Le ménage a consommé 8 Pièce Petit de Mâchoiron séchée (Kon), cette quantité semble anormale pour une consommation des 7 derniers jours.Prière de corriger ou de confirmer avec le QG. Avertissement!!! Le ménage a consommé 9 Pièce Moyen de Carpe séchée, cette quantité semble anormale pour une consommation des 7 derniers jours.Prière de corriger ou de confirmer avec le QG. Difficile de consommer le Sel en Sac (5 Kg) taille unique prière de verifier. Incohérence!! Dans ce ménage, chaque individus consomme par jour 8.802174 Kg  de cereale; Prière de revoir les quantités prises de ces produits.</w:t>
+        <w:t>- Attention ! Le prix unitaire d'achat (100 Fcfa) de Soumbala (moutarde africaine) en Sachets (Petit) est relativement élevé par rapport aux autres prix observés dans cette zone. Prière de corriger ou de confirmer avec le QG. Attention ! Le prix unitaire d'achat (125 Fcfa) de Œufs frais en Pièce (taille unique) est relativement élevé par rapport aux autres prix observés dans cette zone. Prière de corriger ou de confirmer avec le QG. Attention ! Le prix unitaire d'achat (25 Fcfa) de Cube alimentaire (Maggi, Jumbo, ) en Cube (Moyen) est relativement faible par rapport aux autres prix observés dans cette zone. Prière de corriger ou de confirmer avec le QG. Attention ! Le prix unitaire d'achat (50 Fcfa) de Poireau en Tas (Moyen) est relativement faible par rapport aux autres prix observés dans cette zone. Prière de corriger ou de confirmer avec le QG. Avertissement!! le prix unitaire (150 Fcfa) de Thé en sachet (unité: Sachets) de taille Petit est très faible ou élevé. Prière de corriger ou de confirmer avec le QG. Avertissement!!! Le ménage a consommé 1 Bidon 20l taille unique de Huile de palme raffinée, cette quantité semble anormale pour une consommation des 7 derniers jours, prière de verifier et corriger. Attention ! Le prix unitaire d'achat (20000 Fcfa) de Huile de palme raffinée en Bidon 20l (taille unique) est relativement élevé par rapport aux autres prix observés dans cette zone. Prière de corriger ou de confirmer avec le QG. Avertissement!!! Le ménage a consommé 10 Sachets industriel Petit de Caramel, bonbons, confiseries, etc., cette quantité semble anormale pour une consommation des 7 derniers jours.Prière de corriger ou de confirmer avec le QG. Avertissement!!! Le ménage a consommé 8 Pièce Petit de Mâchoiron séchée (Kon), cette quantité semble anormale pour une consommation des 7 derniers jours.Prière de corriger ou de confirmer avec le QG. Avertissement!!! Le ménage a consommé 9 Pièce Moyen de Carpe séchée, cette quantité semble anormale pour une consommation des 7 derniers jours.Prière de corriger ou de confirmer avec le QG. Difficile de consommer le Sel en Sac (5 Kg) taille unique prière de verifier. Incohérence!! Dans ce ménage, chaque individus consomme par jour 16.21428 Kg  de cereale; Prière de revoir les quantités prises de ces produits.</w:t>
       </w:r>
     </w:p>
     <w:p>
@@ -6016,8 +5993,6 @@
         <w:t xml:space="preserve">- Attention ! Mixeur/Presse-fruits non électrique a été achété à 60000 Fcfa est relativement élevé par rapport aux autres prix d'achat observés dans cette zone. Prière de corriger ou de confirmer avec le QG. Attention ! Mixeur/Presse-fruits non électrique a été revendu à 40000 Fcfa qui est relativement élevé par rapport aux autres prix de revente observés dans cette zone. Prière de corriger ou de confirmer avec le QG. </w:t>
         <w:br/>
         <w:t xml:space="preserve">- Attention ! Radio simple/Radiocassette a été achété à 30000 Fcfa est relativement élevé par rapport aux autres prix d'achat observés dans cette zone. Prière de corriger ou de confirmer avec le QG. Attention ! Radio simple/Radiocassette a été revendu à 20000 Fcfa qui est relativement élevé par rapport aux autres prix de revente observés dans cette zone. Prière de corriger ou de confirmer avec le QG. </w:t>
-        <w:br/>
-        <w:t xml:space="preserve">- Attention ! Tapis a été achété à 16000 Fcfa est relativement élevé par rapport aux autres prix d'achat observés dans cette zone. Prière de corriger ou de confirmer avec le QG. </w:t>
         <w:br/>
         <w:t xml:space="preserve">- Le nombre d'article ( Salon  (Fauteuils et table basse))  dans ce ménages est élevé (300000), prière de corriger ou confirmer avec le QG. Le nombre d'article ( Salon  (Fauteuils et table basse))  dans ce ménages est élevé (300000), prière de corriger ou confirmer avec le QG. </w:t>
         <w:br/>
@@ -6562,7 +6537,7 @@
         <w:rPr>
           <w:sz w:val="20"/>
         </w:rPr>
-        <w:t>- Avertissement!! le prix unitaire (150 Fcfa) de Thé en sachet (unité: Sachets) de taille Moyen est très faible ou élevé. Prière de corriger ou de confirmer avec le QG. Avertissement!!! Le ménage a consommé 1 Bidon 20l taille unique de Huile de palme raffinée, cette quantité semble anormale pour une consommation des 7 derniers jours, prière de verifier et corriger. Incohérence!! Dans ce ménage, chaque individus consomme par jour 4.345238 Kg  de cereale; Prière de revoir les quantités prises de ces produits. Incohérence!! Dans ce ménage, chaque individus consomme par jour 4.345238 Kg  de cereale; Prière de revoir les quantités prises de ces produits. Incohérence!! Dans ce ménage, chaque individus consomme par jour 4.345238 Kg  de cereale; Prière de revoir les quantités prises de ces produits. Le ménage a consommé 1 Sac (25 Kg) taille unique de Sel, cette quantité semble anormale pour une consommation des 7 derniers jours. prière de verifier et corriger ou confirmer avec le QG. Difficile de consommer le Sel en Sac (25 Kg) taille unique prière de verifier.</w:t>
+        <w:t>- Attention ! Le prix unitaire d'achat (1500 Fcfa) de Capitaine frais en Tas (Moyen) est relativement élevé par rapport aux autres prix observés dans cette zone. Prière de corriger ou de confirmer avec le QG. Attention ! Le prix unitaire d'achat (5000 Fcfa) de Café moulu en Kg (taille unique) est relativement élevé par rapport aux autres prix observés dans cette zone. Prière de corriger ou de confirmer avec le QG. Avertissement!! le prix unitaire (150 Fcfa) de Thé en sachet (unité: Sachets) de taille Moyen est très faible ou élevé. Prière de corriger ou de confirmer avec le QG. Avertissement!!! Le ménage a consommé 1 Bidon 20l taille unique de Huile de palme raffinée, cette quantité semble anormale pour une consommation des 7 derniers jours, prière de verifier et corriger. Incohérence!! Dans ce ménage, chaque individus consomme par jour 7.265715 Kg  de cereale; Prière de revoir les quantités prises de ces produits. Incohérence!! Dans ce ménage, chaque individus consomme par jour 7.265715 Kg  de cereale; Prière de revoir les quantités prises de ces produits. Incohérence!! Dans ce ménage, chaque individus consomme par jour 7.265715 Kg  de cereale; Prière de revoir les quantités prises de ces produits. Le ménage a consommé 1 Sac (25 Kg) taille unique de Sel, cette quantité semble anormale pour une consommation des 7 derniers jours. prière de verifier et corriger ou confirmer avec le QG. Difficile de consommer le Sel en Sac (25 Kg) taille unique prière de verifier.</w:t>
       </w:r>
     </w:p>
     <w:p>
@@ -7123,7 +7098,7 @@
         <w:br/>
         <w:t xml:space="preserve">- Peu probable! aida diouf  n'arrive pas  à comprendre un petit texte lu dans une langue locale (s02q03). Veuillez corriger ou donner des explications au QG. Peu probable! aida diouf  ne sait ni lire, ni écrire, ni comprendre dans aucune des langues  (s02q01,s02q02,s02q03). Veuillez corriger ou donner des explications au QG. </w:t>
         <w:br/>
-        <w:t xml:space="preserve">- Peu probable! aïssatou diouf  n'arrive pas  à comprendre un petit texte lu dans une langue locale (s02q03). Veuillez corriger ou donner des explications au QG.  Incohérence ! le montant payé de aïssatou diouf pour les frais de scolarité est très faible. veuillez, s'il vous plait, confirmer ces informations avec le QG ou apporter les corrections nécessaires. Dans les milieux urbains c'est peu probable de voir une école dont les élèves ou étudiants ne dépensent pas en frais d'uniformes, prière de verifier pour aïssatou diouf et corriger ou confirmer avec le QG. </w:t>
+        <w:t xml:space="preserve">- Peu probable! aïssatou diouf  n'arrive pas  à comprendre un petit texte lu dans une langue locale (s02q03). Veuillez corriger ou donner des explications au QG.  Incohérence ! le montant payé de aïssatou diouf pour les frais de scolarité est très faible. veuillez, s'il vous plait, confirmer ces informations avec le QG ou apporter les corrections nécessaires. Dans les milieux urbains c'est peu probable de voir une école dont les élèves ou étudiants ne dépensent pas en frais d'uniformes, prière de verifier pour aïssatou diouf et corriger ou confirmer avec le QG. Attention ! Le frais de scolarité (12250 Fcfa) de aïssatou diouf en 5ème année de Primaire est relativement élevé par rapport aux autres frais de scolarités observés dans cette zone. Prière de corriger ou de confirmer avec le QG. </w:t>
         <w:br/>
         <w:t xml:space="preserve">- Peu probable! babou diouf  n'arrive pas  à comprendre un petit texte lu dans une langue locale (s02q03). Veuillez corriger ou donner des explications au QG. Peu probable! babou diouf  ne sait ni lire, ni écrire, ni comprendre dans aucune des langues  (s02q01,s02q02,s02q03). Veuillez corriger ou donner des explications au QG. Peu plausible babou diouf fréquente au minimum le fondamental 1 mais ne sait ni lire ni comprendre la langue française, prière de corriger ou de confirmer avec le QG merci.  Incohérence ! le montant payé de babou diouf pour les frais de scolarité est très faible. veuillez, s'il vous plait, confirmer ces informations avec le QG ou apporter les corrections nécessaires. Dans les milieux urbains c'est peu probable de voir une école dont les élèves ou étudiants ne dépensent pas en frais d'uniformes, prière de verifier pour babou diouf et corriger ou confirmer avec le QG. Attention ! Le frais de scolarité (12250 Fcfa) de babou diouf en 2ème année de Primaire est relativement élevé par rapport aux autres frais de scolarités observés dans cette zone. Prière de corriger ou de confirmer avec le QG. </w:t>
         <w:br/>
@@ -7254,7 +7229,7 @@
         <w:rPr>
           <w:sz w:val="20"/>
         </w:rPr>
-        <w:t>- Attention ! Le prix unitaire d'achat (200 Fcfa) de Carotte en Pièce (Moyen) est relativement élevé par rapport aux autres prix observés dans cette zone. Prière de corriger ou de confirmer avec le QG. Attention ! Le prix unitaire d'achat (200 Fcfa) de Lait en poudre en Sachets (Petit) est relativement élevé par rapport aux autres prix observés dans cette zone. Prière de corriger ou de confirmer avec le QG. Avertissement!! La quantité (7 litre) du produit Huile d'arachide raffinée consommée  par le ménage semble très élevé, prière de corriger ou confirmer avec le QG. Avertissement!!! Le ménage a consommé 14 Paquet Petit de Thé en sachet, cette quantité semble anormale pour une consommation des 7 derniers jours.Prière de corriger ou de confirmer avec le QG. Avertissement!! le prix unitaire (100 Fcfa) de Thé en sachet (unité: Paquet) de taille Petit est très faible ou élevé. Prière de corriger ou de confirmer avec le QG. Avertissement!!! Le ménage a consommé 14 Tas Tres petit de Carpe séchée, cette quantité semble anormale pour une consommation des 7 derniers jours.Prière de corriger ou de confirmer avec le QG. Avertissement!!! Le ménage a consommé 42 Cube Petit de Cube alimentaire (Maggi, Jumbo, ), cette quantité semble anormale pour une consommation des 7 derniers jours.Prière de corriger ou de confirmer avec le QG. Avertissement!!! Le ménage a consommé 42 Pièce Petit de Caramel, bonbons, confiseries, etc., cette quantité semble anormale pour une consommation des 7 derniers jours.Prière de corriger ou de confirmer avec le QG. Avertissement!!! Le ménage a consommé 8 Kg taille unique de Capitaine frais, cette quantité semble anormale pour une consommation des 7 derniers jours.Prière de corriger ou de confirmer avec le QG. Attention ! Le prix unitaire d'achat (500 Fcfa) de Capitaine frais en Kg (taille unique) est relativement faible par rapport aux autres prix observés dans cette zone. Prière de corriger ou de confirmer avec le QG. Incohérence!! Dans ce ménage, chaque individus consomme par jour 14.66732 Kg  de cereale; Prière de revoir les quantités prises de ces produits. Incohérence!! Dans ce ménage, chaque individus consomme par jour 14.66732 Kg  de cereale; Prière de revoir les quantités prises de ces produits. Incohérence!! Dans ce ménage, chaque individus consomme par jour 14.66732 Kg  de cereale; Prière de revoir les quantités prises de ces produits. Incohérence!! Dans ce ménage, chaque individus consomme par jour 14.66732 Kg  de cereale; Prière de revoir les quantités prises de ces produits. Le prix d'achat unitaire (200 Fcfa) de Mil en Kg de taille  taille unique  est très faible, prière de regarder les reponses prises dans les questions s07bq07a s07bq07b s07bq07c s07bq08 pour mieux corriger.</w:t>
+        <w:t>- Attention ! Le prix unitaire d'achat (200 Fcfa) de Carotte en Pièce (Moyen) est relativement élevé par rapport aux autres prix observés dans cette zone. Prière de corriger ou de confirmer avec le QG. Attention ! Le prix unitaire d'achat (200 Fcfa) de Patate douce en Tas (Petit) est relativement élevé par rapport aux autres prix observés dans cette zone. Prière de corriger ou de confirmer avec le QG. Attention ! Le prix unitaire d'achat (50 Fcfa) de Eau minérale/filtrée en sachet en Sachets industriel (Petit) est relativement élevé par rapport aux autres prix observés dans cette zone. Prière de corriger ou de confirmer avec le QG. Avertissement!! La quantité (7 litre) du produit Huile d'arachide raffinée consommée  par le ménage semble très élevé, prière de corriger ou confirmer avec le QG. Avertissement!!! Le ménage a consommé 14 Paquet Petit de Thé en sachet, cette quantité semble anormale pour une consommation des 7 derniers jours.Prière de corriger ou de confirmer avec le QG. Avertissement!! le prix unitaire (100 Fcfa) de Thé en sachet (unité: Paquet) de taille Petit est très faible ou élevé. Prière de corriger ou de confirmer avec le QG. Avertissement!!! Le ménage a consommé 14 Tas Tres petit de Carpe séchée, cette quantité semble anormale pour une consommation des 7 derniers jours.Prière de corriger ou de confirmer avec le QG. Avertissement!!! Le ménage a consommé 42 Cube Petit de Cube alimentaire (Maggi, Jumbo, ), cette quantité semble anormale pour une consommation des 7 derniers jours.Prière de corriger ou de confirmer avec le QG. Avertissement!!! Le ménage a consommé 42 Pièce Petit de Caramel, bonbons, confiseries, etc., cette quantité semble anormale pour une consommation des 7 derniers jours.Prière de corriger ou de confirmer avec le QG. Avertissement!!! Le ménage a consommé 8 Kg taille unique de Capitaine frais, cette quantité semble anormale pour une consommation des 7 derniers jours.Prière de corriger ou de confirmer avec le QG. Attention ! Le prix unitaire d'achat (500 Fcfa) de Capitaine frais en Kg (taille unique) est relativement faible par rapport aux autres prix observés dans cette zone. Prière de corriger ou de confirmer avec le QG. Incohérence!! Dans ce ménage, chaque individus consomme par jour 37.78893 Kg  de cereale; Prière de revoir les quantités prises de ces produits. Incohérence!! Dans ce ménage, chaque individus consomme par jour 37.78893 Kg  de cereale; Prière de revoir les quantités prises de ces produits. Incohérence!! Dans ce ménage, chaque individus consomme par jour 37.78893 Kg  de cereale; Prière de revoir les quantités prises de ces produits. Incohérence!! Dans ce ménage, chaque individus consomme par jour 37.78893 Kg  de cereale; Prière de revoir les quantités prises de ces produits. Le prix d'achat unitaire (200 Fcfa) de Mil en Kg de taille  taille unique  est très faible, prière de regarder les reponses prises dans les questions s07bq07a s07bq07b s07bq07c s07bq08 pour mieux corriger.</w:t>
       </w:r>
     </w:p>
     <w:p>
@@ -7380,7 +7355,7 @@
         <w:rPr>
           <w:sz w:val="20"/>
         </w:rPr>
-        <w:t>- Attention ! Machette a été revendu à 3000 Fcfa qui est relativement élevé par rapport aux autres prix de revente observés dans cette zone. Prière de corriger ou de confirmer avec le QG.</w:t>
+        <w:t>- Attention ! Machette a été achété à 3000 Fcfa est relativement élevé par rapport aux autres prix d'achat observés dans cette zone. Prière de corriger ou de confirmer avec le QG. Attention ! Machette a été revendu à 3000 Fcfa qui est relativement élevé par rapport aux autres prix de revente observés dans cette zone. Prière de corriger ou de confirmer avec le QG.</w:t>
       </w:r>
     </w:p>
     <w:p>
@@ -7751,7 +7726,7 @@
         </w:rPr>
         <w:t xml:space="preserve">- Dans les milieux urbains c'est peu probable de voir une école dont les élèves ou étudiants ne dépensent pas en frais d'uniformes, prière de verifier pour maimouna diallo et corriger ou confirmer avec le QG. </w:t>
         <w:br/>
-        <w:t xml:space="preserve">- Dans les milieux urbains c'est peu probable de voir une école dont les élèves ou étudiants ne dépensent pas en frais d'uniformes, prière de verifier pour tedy diallo et corriger ou confirmer avec le QG. Attention ! Le frais de scolarité (50000 Fcfa) de tedy diallo en 4ème année de Secondaire 1 (Moyen) Général est relativement élevé par rapport aux autres frais de scolarités observés dans cette zone. Prière de corriger ou de confirmer avec le QG. </w:t>
+        <w:t xml:space="preserve">- Dans les milieux urbains c'est peu probable de voir une école dont les élèves ou étudiants ne dépensent pas en frais d'uniformes, prière de verifier pour tedy diallo et corriger ou confirmer avec le QG. </w:t>
         <w:br/>
         <w:t xml:space="preserve">- Peu probable! MAMADOU DIALLO  n'arrive pas  à comprendre un petit texte lu dans une langue locale (s02q03). Veuillez corriger ou donner des explications au QG. </w:t>
         <w:br/>
@@ -7855,7 +7830,7 @@
         <w:rPr>
           <w:sz w:val="20"/>
         </w:rPr>
-        <w:t>- Attention ! Le prix unitaire d'achat (100 Fcfa) de Soumbala (moutarde africaine) en Sachets (Petit) est relativement élevé par rapport aux autres prix observés dans cette zone. Prière de corriger ou de confirmer avec le QG. Attention ! Le prix unitaire d'achat (200 Fcfa) de Feuilles de patate en Sachets (Moyen) est relativement élevé par rapport aux autres prix observés dans cette zone. Prière de corriger ou de confirmer avec le QG. Attention ! Le prix unitaire d'achat (400 Fcfa) de Lait en poudre en Sachets (Moyen) est relativement élevé par rapport aux autres prix observés dans cette zone. Prière de corriger ou de confirmer avec le QG. Attention ! Le prix unitaire d'achat (50 Fcfa) de Manioc en tubercules en Tas (Petit) est relativement faible par rapport aux autres prix observés dans cette zone. Prière de corriger ou de confirmer avec le QG. Avertissement!! La quantité (7 litre) du produit Huile d'arachide raffinée consommée  par le ménage semble très élevé, prière de corriger ou confirmer avec le QG. Avertissement!!! Le ménage a consommé 10 Litre taille unique de Lait caillé, cette quantité semble anormale pour une consommation des 7 derniers jours.Prière de corriger ou de confirmer avec le QG. Avertissement!!! Le ménage a consommé 10 Pièce Petit de Caramel, bonbons, confiseries, etc., cette quantité semble anormale pour une consommation des 7 derniers jours.Prière de corriger ou de confirmer avec le QG. Avertissement!!! Le ménage a consommé 14 Paquet Petit de Thé en sachet, cette quantité semble anormale pour une consommation des 7 derniers jours.Prière de corriger ou de confirmer avec le QG. Avertissement!! le prix unitaire (100 Fcfa) de Thé en sachet (unité: Paquet) de taille Petit est très faible ou élevé. Prière de corriger ou de confirmer avec le QG. Avertissement!!! Le ménage a consommé 8 Tas Tres petit de Silure séché, cette quantité semble anormale pour une consommation des 7 derniers jours.Prière de corriger ou de confirmer avec le QG. Incohérence!! Dans ce ménage, chaque individus consomme par jour 26.73786 Kg  de cereale; Prière de revoir les quantités prises de ces produits. Incohérence!! Dans ce ménage, chaque individus consomme par jour 26.73786 Kg  de cereale; Prière de revoir les quantités prises de ces produits. Incohérence!! Dans ce ménage, chaque individus consomme par jour 26.73786 Kg  de cereale; Prière de revoir les quantités prises de ces produits.</w:t>
+        <w:t>- Attention ! Le prix unitaire d'achat (100 Fcfa) de Jus de fruits type 1 (orange, ananas, bissap, gingembre, jus de cajou, etc.) en Sachets (Petit) est relativement élevé par rapport aux autres prix observés dans cette zone. Prière de corriger ou de confirmer avec le QG. Attention ! Le prix unitaire d'achat (100 Fcfa) de Soumbala (moutarde africaine) en Sachets (Petit) est relativement élevé par rapport aux autres prix observés dans cette zone. Prière de corriger ou de confirmer avec le QG. Attention ! Le prix unitaire d'achat (200 Fcfa) de Feuilles de patate en Sachets (Moyen) est relativement élevé par rapport aux autres prix observés dans cette zone. Prière de corriger ou de confirmer avec le QG. Attention ! Le prix unitaire d'achat (25 Fcfa) de Cube alimentaire (Maggi, Jumbo, ) en Cube (Petit) est relativement faible par rapport aux autres prix observés dans cette zone. Prière de corriger ou de confirmer avec le QG. Attention ! Le prix unitaire d'achat (50 Fcfa) de Manioc en tubercules en Tas (Petit) est relativement faible par rapport aux autres prix observés dans cette zone. Prière de corriger ou de confirmer avec le QG. Avertissement!! La quantité (7 litre) du produit Huile d'arachide raffinée consommée  par le ménage semble très élevé, prière de corriger ou confirmer avec le QG. Avertissement!!! Le ménage a consommé 10 Litre taille unique de Lait caillé, cette quantité semble anormale pour une consommation des 7 derniers jours.Prière de corriger ou de confirmer avec le QG. Avertissement!!! Le ménage a consommé 10 Pièce Petit de Caramel, bonbons, confiseries, etc., cette quantité semble anormale pour une consommation des 7 derniers jours.Prière de corriger ou de confirmer avec le QG. Avertissement!!! Le ménage a consommé 14 Paquet Petit de Thé en sachet, cette quantité semble anormale pour une consommation des 7 derniers jours.Prière de corriger ou de confirmer avec le QG. Avertissement!! le prix unitaire (100 Fcfa) de Thé en sachet (unité: Paquet) de taille Petit est très faible ou élevé. Prière de corriger ou de confirmer avec le QG. Avertissement!!! Le ménage a consommé 8 Tas Tres petit de Silure séché, cette quantité semble anormale pour une consommation des 7 derniers jours.Prière de corriger ou de confirmer avec le QG. Incohérence!! Dans ce ménage, chaque individus consomme par jour 47.64071 Kg  de cereale; Prière de revoir les quantités prises de ces produits. Incohérence!! Dans ce ménage, chaque individus consomme par jour 47.64071 Kg  de cereale; Prière de revoir les quantités prises de ces produits. Incohérence!! Dans ce ménage, chaque individus consomme par jour 47.64071 Kg  de cereale; Prière de revoir les quantités prises de ces produits. Attention ! Le prix unitaire d'achat (320 Fcfa) de Riz importé parfumé en Kg (taille unique) est relativement faible par rapport aux autres prix observés dans cette zone. Prière de corriger ou de confirmer avec le QG.</w:t>
       </w:r>
     </w:p>
     <w:p>
@@ -7918,9 +7893,7 @@
         <w:rPr>
           <w:sz w:val="20"/>
         </w:rPr>
-        <w:t xml:space="preserve">- Attention ! Moto/Vélomoteur/Tricycle à moteur a été achété à 600000 Fcfa est relativement élevé par rapport aux autres prix d'achat observés dans cette zone. Prière de corriger ou de confirmer avec le QG. Attention ! Moto/Vélomoteur/Tricycle à moteur a été revendu à 595000 Fcfa qui est relativement élevé par rapport aux autres prix de revente observés dans cette zone. Prière de corriger ou de confirmer avec le QG. </w:t>
-        <w:br/>
-        <w:t>- Attention ! Radio simple/Radiocassette a été achété à 9000 Fcfa est relativement élevé par rapport aux autres prix d'achat observés dans cette zone. Prière de corriger ou de confirmer avec le QG.</w:t>
+        <w:t>- Attention ! Moto/Vélomoteur/Tricycle à moteur a été revendu à 595000 Fcfa qui est relativement élevé par rapport aux autres prix de revente observés dans cette zone. Prière de corriger ou de confirmer avec le QG.</w:t>
       </w:r>
     </w:p>
     <w:p>
